--- a/text/Reviews.docx
+++ b/text/Reviews.docx
@@ -28,6 +28,7 @@
       </w:r>
     </w:p>
     <w:p>
+      <w:bookmarkStart w:id="0" w:name="_GoBack"/>
       <w:r>
         <w:t xml:space="preserve">Our mission is </w:t>
       </w:r>
@@ -56,6 +57,7 @@
         <w:t xml:space="preserve"> loyalty , superior financial results and excellent customer satisfaction can be achieved.</w:t>
       </w:r>
     </w:p>
+    <w:bookmarkEnd w:id="0"/>
     <w:p/>
     <w:p>
       <w:proofErr w:type="spellStart"/>
@@ -312,11 +314,9 @@
       <w:r>
         <w:t xml:space="preserve"> was very </w:t>
       </w:r>
-      <w:proofErr w:type="spellStart"/>
-      <w:r>
-        <w:t>knowledgable</w:t>
-      </w:r>
-      <w:proofErr w:type="spellEnd"/>
+      <w:r>
+        <w:t>knowledgeable</w:t>
+      </w:r>
       <w:r>
         <w:t xml:space="preserve"> about all touristic sites in Gondar and about in Ethiopia in general. He was friendly and really went the extra mile, helping us to get tickets in the Ethiopian Airlines offices and giving advice on </w:t>
       </w:r>
@@ -467,8 +467,6 @@
         </w:rPr>
         <w:t>Michael S</w:t>
       </w:r>
-      <w:bookmarkStart w:id="0" w:name="_GoBack"/>
-      <w:bookmarkEnd w:id="0"/>
     </w:p>
     <w:p>
       <w:r>
@@ -536,11 +534,9 @@
       <w:r>
         <w:t xml:space="preserve">, </w:t>
       </w:r>
-      <w:proofErr w:type="gramStart"/>
-      <w:r>
-        <w:t>Axum ,</w:t>
-      </w:r>
-      <w:proofErr w:type="gramEnd"/>
+      <w:r>
+        <w:t>Axum,</w:t>
+      </w:r>
       <w:r>
         <w:t xml:space="preserve"> the </w:t>
       </w:r>
@@ -560,11 +556,9 @@
       <w:r>
         <w:t xml:space="preserve"> was our guide </w:t>
       </w:r>
-      <w:proofErr w:type="spellStart"/>
-      <w:r>
-        <w:t>through out</w:t>
-      </w:r>
-      <w:proofErr w:type="spellEnd"/>
+      <w:r>
+        <w:t>throughout</w:t>
+      </w:r>
       <w:r>
         <w:t xml:space="preserve"> our trip.</w:t>
       </w:r>
@@ -606,11 +600,9 @@
       <w:r>
         <w:t xml:space="preserve"> through a tour company, you can also deal with him directly (and for less </w:t>
       </w:r>
-      <w:proofErr w:type="gramStart"/>
-      <w:r>
-        <w:t>money ,</w:t>
-      </w:r>
-      <w:proofErr w:type="gramEnd"/>
+      <w:r>
+        <w:t>money,</w:t>
+      </w:r>
       <w:r>
         <w:t xml:space="preserve"> I am sure). He lives in </w:t>
       </w:r>
@@ -627,8 +619,9 @@
       <w:r>
         <w:t>+251 91 819 9690</w:t>
       </w:r>
-    </w:p>
-    <w:p>
+      <w:r>
+        <w:t xml:space="preserve"> - </w:t>
+      </w:r>
       <w:r>
         <w:t>atakiltebekele@gmail.com</w:t>
       </w:r>
@@ -660,6 +653,21 @@
       </w:r>
     </w:p>
     <w:p>
+      <w:pPr>
+        <w:rPr>
+          <w:b/>
+          <w:bCs/>
+        </w:rPr>
+      </w:pPr>
+      <w:r>
+        <w:rPr>
+          <w:b/>
+          <w:bCs/>
+        </w:rPr>
+        <w:t>Canberra, Australia</w:t>
+      </w:r>
+    </w:p>
+    <w:p>
       <w:r>
         <w:t>Reviewed February 28, 2018 via mobile</w:t>
       </w:r>
@@ -683,11 +691,9 @@
       <w:r>
         <w:t xml:space="preserve">Best tour guide in Gondar! Spent 6 days with him in Gondar. Excellent command of English. Very </w:t>
       </w:r>
-      <w:proofErr w:type="gramStart"/>
-      <w:r>
-        <w:t>polite ,</w:t>
-      </w:r>
-      <w:proofErr w:type="gramEnd"/>
+      <w:r>
+        <w:t>polite,</w:t>
+      </w:r>
       <w:r>
         <w:t xml:space="preserve"> and more important, very professional! Wide knowledge of </w:t>
       </w:r>
